--- a/docs/Lessons/Lesson 13 - A Hit That Reacts/Keys/Lesson_13_Key_Scratch.docx
+++ b/docs/Lessons/Lesson 13 - A Hit That Reacts/Keys/Lesson_13_Key_Scratch.docx
@@ -155,7 +155,69 @@
         <w:spacing w:after="60"/>
       </w:pPr>
       <w:r>
-        <w:t xml:space="preserve">Moving the win-check/delete block below "wait 0.1 seconds" is the only structural change to existing logic - the logic itself is byte-for-byte the same as Lesson 12, just running slightly later.</w:t>
+        <w:t xml:space="preserve">"broadcast [enemy hit]" - the one line GameManager actually listens to for score/enemies_remaining/wave-clear - does not move at all. It stays exactly where Lesson 12 left it. The only structural change is adding "wait 0.1 seconds" AFTER it and moving "delete this clone" to after that wait.</w:t>
+      </w:r>
+    </w:p>
+    <w:p>
+      <w:pPr>
+        <w:spacing w:after="40" w:before="120"/>
+        <w:jc w:val="center"/>
+      </w:pPr>
+      <w:r>
+        <w:drawing>
+          <wp:inline distT="0" distB="0" distL="0" distR="0">
+            <wp:extent cx="4937760" cy="4078224"/>
+            <wp:effectExtent t="0" r="0" b="0" l="0"/>
+            <wp:docPr id="1" name="" descr="" title=""/>
+            <wp:cNvGraphicFramePr>
+              <a:graphicFrameLocks xmlns:a="http://schemas.openxmlformats.org/drawingml/2006/main" noChangeAspect="1"/>
+            </wp:cNvGraphicFramePr>
+            <a:graphic xmlns:a="http://schemas.openxmlformats.org/drawingml/2006/main">
+              <a:graphicData uri="http://schemas.openxmlformats.org/drawingml/2006/picture">
+                <pic:pic xmlns:pic="http://schemas.openxmlformats.org/drawingml/2006/picture">
+                  <pic:nvPicPr>
+                    <pic:cNvPr id="0" name="" descr=""/>
+                    <pic:cNvPicPr>
+                      <a:picLocks noChangeAspect="1" noChangeArrowheads="1"/>
+                    </pic:cNvPicPr>
+                  </pic:nvPicPr>
+                  <pic:blipFill>
+                    <a:blip r:embed="rId10" cstate="none"/>
+                    <a:srcRect/>
+                    <a:stretch>
+                      <a:fillRect/>
+                    </a:stretch>
+                  </pic:blipFill>
+                  <pic:spPr bwMode="auto">
+                    <a:xfrm>
+                      <a:off x="0" y="0"/>
+                      <a:ext cx="4937760" cy="4078224"/>
+                    </a:xfrm>
+                    <a:prstGeom prst="rect">
+                      <a:avLst/>
+                    </a:prstGeom>
+                  </pic:spPr>
+                </pic:pic>
+              </a:graphicData>
+            </a:graphic>
+          </wp:inline>
+        </w:drawing>
+      </w:r>
+    </w:p>
+    <w:p>
+      <w:pPr>
+        <w:spacing w:after="160"/>
+        <w:jc w:val="center"/>
+      </w:pPr>
+      <w:r>
+        <w:rPr>
+          <w:i/>
+          <w:iCs/>
+          <w:color w:val="888888"/>
+          <w:sz w:val="16"/>
+          <w:szCs w:val="16"/>
+        </w:rPr>
+        <w:t xml:space="preserve">Everything in the top box happens the instant the hit is detected. Only the enemy's own removal - the very last step - waits for the pause to finish.</w:t>
       </w:r>
     </w:p>
     <w:p>
@@ -189,7 +251,7 @@
         <w:spacing w:after="60"/>
       </w:pPr>
       <w:r>
-        <w:t xml:space="preserve">This is the first lesson where 'wait' pauses something that MATTERS (delaying a state change) rather than just pacing a visual (Lesson 2's beep-beep) - worth naming that distinction explicitly.</w:t>
+        <w:t xml:space="preserve">This is the first lesson where 'wait' pauses something that MATTERS (delaying a state change) rather than just pacing a visual (Lesson 2's beep-beep) - but notice it's delaying the LEAST important thing happening in this branch (the enemy's own visual removal), not the GameManager broadcast that actually matters. That ordering is the whole lesson.</w:t>
       </w:r>
     </w:p>
     <w:p>
@@ -210,20 +272,20 @@
         <w:spacing w:after="60"/>
       </w:pPr>
       <w:r>
-        <w:t xml:space="preserve">Ask students to trace, step by step, what happens between a bullet touching an enemy and the enemy actually disappearing now - flash, wait, THEN the same Lesson 6-12 logic runs. A good comprehension check for sequencing.</w:t>
-      </w:r>
-    </w:p>
-    <w:p>
-      <w:pPr>
-        <w:pStyle w:val="ListParagraph"/>
-        <w:numPr>
-          <w:ilvl w:val="0"/>
-          <w:numId w:val="2"/>
-        </w:numPr>
-        <w:spacing w:after="60"/>
-      </w:pPr>
-      <w:r>
-        <w:t xml:space="preserve">For strong students: ask what would happen if "broadcast [explosion]" were accidentally placed AFTER "wait 0.1 seconds" instead of before it - the explosion would appear 0.1 seconds late, slightly out of sync with the flash. Not a bug exactly, but worth noticing as a timing choice.</w:t>
+        <w:t xml:space="preserve">Ask students to trace, step by step, what happens between a bullet touching an enemy and the enemy actually disappearing now - sound, explosion, flash, broadcast [enemy hit] (GameManager updates score/wave immediately), THEN wait, THEN delete this clone. A good comprehension check for sequencing.</w:t>
+      </w:r>
+    </w:p>
+    <w:p>
+      <w:pPr>
+        <w:pStyle w:val="ListParagraph"/>
+        <w:numPr>
+          <w:ilvl w:val="0"/>
+          <w:numId w:val="2"/>
+        </w:numPr>
+        <w:spacing w:after="60"/>
+      </w:pPr>
+      <w:r>
+        <w:t xml:space="preserve">For strong students: ask what would happen if "broadcast [enemy hit]" were accidentally moved to AFTER "wait 0.1 seconds" instead of staying before it - score and wave-clear would lag 0.1 seconds behind the visuals, which is exactly the mistake this lesson is designed to avoid.</w:t>
       </w:r>
     </w:p>
     <w:p>
@@ -244,33 +306,33 @@
         <w:spacing w:after="60"/>
       </w:pPr>
       <w:r>
-        <w:t xml:space="preserve">Placing the win-check/delete block BEFORE the wait instead of after, which defeats the whole point (the enemy would still vanish instantly).</w:t>
-      </w:r>
-    </w:p>
-    <w:p>
-      <w:pPr>
-        <w:pStyle w:val="ListParagraph"/>
-        <w:numPr>
-          <w:ilvl w:val="0"/>
-          <w:numId w:val="2"/>
-        </w:numPr>
-        <w:spacing w:after="60"/>
-      </w:pPr>
-      <w:r>
-        <w:t xml:space="preserve">Forgetting to reset "set [color] effect to 0" somewhere in the enemy's reset script, causing a revived/respawned enemy to start already tinted.</w:t>
-      </w:r>
-    </w:p>
-    <w:p>
-      <w:pPr>
-        <w:pStyle w:val="ListParagraph"/>
-        <w:numPr>
-          <w:ilvl w:val="0"/>
-          <w:numId w:val="2"/>
-        </w:numPr>
-        <w:spacing w:after="60"/>
-      </w:pPr>
-      <w:r>
-        <w:t xml:space="preserve">Accidentally duplicating the score/win-check lines when moving them below the wait, causing double-counting.</w:t>
+        <w:t xml:space="preserve">Moving "broadcast [enemy hit]" to AFTER the wait instead of leaving it where it was, which delays score/wave/win-check for no reason and contradicts this lesson's central rule.</w:t>
+      </w:r>
+    </w:p>
+    <w:p>
+      <w:pPr>
+        <w:pStyle w:val="ListParagraph"/>
+        <w:numPr>
+          <w:ilvl w:val="0"/>
+          <w:numId w:val="2"/>
+        </w:numPr>
+        <w:spacing w:after="60"/>
+      </w:pPr>
+      <w:r>
+        <w:t xml:space="preserve">Forgetting to reset "set [color] effect to 0" somewhere in the enemy's spawn script, causing a freshly spawned enemy to start already tinted.</w:t>
+      </w:r>
+    </w:p>
+    <w:p>
+      <w:pPr>
+        <w:pStyle w:val="ListParagraph"/>
+        <w:numPr>
+          <w:ilvl w:val="0"/>
+          <w:numId w:val="2"/>
+        </w:numPr>
+        <w:spacing w:after="60"/>
+      </w:pPr>
+      <w:r>
+        <w:t xml:space="preserve">Placing "delete this clone" BEFORE the wait instead of after, which defeats the whole point (the enemy would still vanish instantly, no visible flash).</w:t>
       </w:r>
     </w:p>
     <w:sectPr>

--- a/docs/Lessons/Lesson 13 - A Hit That Reacts/Keys/Lesson_13_Key_Scratch.docx
+++ b/docs/Lessons/Lesson 13 - A Hit That Reacts/Keys/Lesson_13_Key_Scratch.docx
@@ -160,6 +160,302 @@
     </w:p>
     <w:p>
       <w:pPr>
+        <w:pStyle w:val="ListParagraph"/>
+        <w:numPr>
+          <w:ilvl w:val="0"/>
+          <w:numId w:val="2"/>
+        </w:numPr>
+        <w:spacing w:after="60"/>
+      </w:pPr>
+      <w:r>
+        <w:t xml:space="preserve">hit_x/hit_y exist because Scratch's broadcast carries no data of its own, and the Enemy is clone-based - "go to [Enemy v]" would always go to the Enemy template sprite's own position, never the specific clone that actually got hit. Setting these two shared variables from the clone's own x position/y position right before broadcasting is the standard Scratch technique for passing information along with a broadcast.</w:t>
+      </w:r>
+    </w:p>
+    <w:p>
+      <w:pPr>
+        <w:pStyle w:val="ListParagraph"/>
+        <w:numPr>
+          <w:ilvl w:val="0"/>
+          <w:numId w:val="2"/>
+        </w:numPr>
+        <w:spacing w:after="60"/>
+      </w:pPr>
+      <w:r>
+        <w:t xml:space="preserve">The flash itself is a genuine costume swap (switch costume to [flash]), not "set [color] effect" - Scratch's color effect shifts hue around the color wheel rather than blending toward white, so it was never capable of producing a true white flash on a colored sprite in the first place, a different-looking version of the same lesson Lesson 2's Recolor and the other seven engines' white-flash fix already taught: a reliable exact color needs a genuine swap, not a blend/effect.</w:t>
+      </w:r>
+    </w:p>
+    <w:p>
+      <w:pPr>
+        <w:shd w:fill="F0F0F0" w:val="clear"/>
+        <w:spacing w:after="160" w:before="80"/>
+        <w:ind w:left="360"/>
+      </w:pPr>
+      <w:r>
+        <w:rPr>
+          <w:i/>
+          <w:iCs/>
+          <w:color w:val="555555"/>
+          <w:sz w:val="18"/>
+          <w:szCs w:val="18"/>
+        </w:rPr>
+        <w:t xml:space="preserve">Highlighted lines are new this week; everything else is code you already have.</w:t>
+      </w:r>
+      <w:r>
+        <w:br/>
+        <w:t xml:space="preserve"/>
+      </w:r>
+      <w:r>
+        <w:rPr>
+          <w:rFonts w:ascii="Consolas" w:cs="Consolas" w:eastAsia="Consolas" w:hAnsi="Consolas"/>
+          <w:sz w:val="20"/>
+          <w:szCs w:val="20"/>
+        </w:rPr>
+        <w:t xml:space="preserve">Enemy's touching-Bullet branch (revised):</w:t>
+      </w:r>
+      <w:r>
+        <w:br/>
+        <w:t xml:space="preserve"/>
+      </w:r>
+      <w:r>
+        <w:rPr>
+          <w:rFonts w:ascii="Consolas" w:cs="Consolas" w:eastAsia="Consolas" w:hAnsi="Consolas"/>
+          <w:sz w:val="20"/>
+          <w:szCs w:val="20"/>
+        </w:rPr>
+        <w:t xml:space="preserve">if &lt;touching Bullet?&gt; then</w:t>
+      </w:r>
+      <w:r>
+        <w:br/>
+        <w:t xml:space="preserve"/>
+      </w:r>
+      <w:r>
+        <w:rPr>
+          <w:rFonts w:ascii="Consolas" w:cs="Consolas" w:eastAsia="Consolas" w:hAnsi="Consolas"/>
+          <w:sz w:val="20"/>
+          <w:szCs w:val="20"/>
+        </w:rPr>
+        <w:t xml:space="preserve">  start sound [sfx_hit]</w:t>
+      </w:r>
+      <w:r>
+        <w:br/>
+        <w:t xml:space="preserve"/>
+      </w:r>
+      <w:r>
+        <w:rPr>
+          <w:rFonts w:ascii="Consolas" w:cs="Consolas" w:eastAsia="Consolas" w:hAnsi="Consolas"/>
+          <w:sz w:val="20"/>
+          <w:szCs w:val="20"/>
+          <w:shd w:fill="FFE98A" w:val="clear"/>
+        </w:rPr>
+        <w:t xml:space="preserve">  set [hit_x] to (x position)</w:t>
+      </w:r>
+      <w:r>
+        <w:br/>
+        <w:t xml:space="preserve"/>
+      </w:r>
+      <w:r>
+        <w:rPr>
+          <w:rFonts w:ascii="Consolas" w:cs="Consolas" w:eastAsia="Consolas" w:hAnsi="Consolas"/>
+          <w:sz w:val="20"/>
+          <w:szCs w:val="20"/>
+          <w:shd w:fill="FFE98A" w:val="clear"/>
+        </w:rPr>
+        <w:t xml:space="preserve">  set [hit_y] to (y position)</w:t>
+      </w:r>
+      <w:r>
+        <w:br/>
+        <w:t xml:space="preserve"/>
+      </w:r>
+      <w:r>
+        <w:rPr>
+          <w:rFonts w:ascii="Consolas" w:cs="Consolas" w:eastAsia="Consolas" w:hAnsi="Consolas"/>
+          <w:sz w:val="20"/>
+          <w:szCs w:val="20"/>
+          <w:shd w:fill="FFE98A" w:val="clear"/>
+        </w:rPr>
+        <w:t xml:space="preserve">  broadcast [explosion]</w:t>
+      </w:r>
+      <w:r>
+        <w:br/>
+        <w:t xml:space="preserve"/>
+      </w:r>
+      <w:r>
+        <w:rPr>
+          <w:rFonts w:ascii="Consolas" w:cs="Consolas" w:eastAsia="Consolas" w:hAnsi="Consolas"/>
+          <w:sz w:val="20"/>
+          <w:szCs w:val="20"/>
+          <w:shd w:fill="FFE98A" w:val="clear"/>
+        </w:rPr>
+        <w:t xml:space="preserve">  switch costume to [flash]</w:t>
+      </w:r>
+      <w:r>
+        <w:br/>
+        <w:t xml:space="preserve"/>
+      </w:r>
+      <w:r>
+        <w:rPr>
+          <w:rFonts w:ascii="Consolas" w:cs="Consolas" w:eastAsia="Consolas" w:hAnsi="Consolas"/>
+          <w:sz w:val="20"/>
+          <w:szCs w:val="20"/>
+        </w:rPr>
+        <w:t xml:space="preserve">  broadcast [enemy hit]</w:t>
+      </w:r>
+      <w:r>
+        <w:br/>
+        <w:t xml:space="preserve"/>
+      </w:r>
+      <w:r>
+        <w:rPr>
+          <w:rFonts w:ascii="Consolas" w:cs="Consolas" w:eastAsia="Consolas" w:hAnsi="Consolas"/>
+          <w:sz w:val="20"/>
+          <w:szCs w:val="20"/>
+          <w:shd w:fill="FFE98A" w:val="clear"/>
+        </w:rPr>
+        <w:t xml:space="preserve">  wait 0.1 seconds</w:t>
+      </w:r>
+      <w:r>
+        <w:br/>
+        <w:t xml:space="preserve"/>
+      </w:r>
+      <w:r>
+        <w:rPr>
+          <w:rFonts w:ascii="Consolas" w:cs="Consolas" w:eastAsia="Consolas" w:hAnsi="Consolas"/>
+          <w:sz w:val="20"/>
+          <w:szCs w:val="20"/>
+        </w:rPr>
+        <w:t xml:space="preserve">  delete this clone</w:t>
+      </w:r>
+      <w:r>
+        <w:br/>
+        <w:t xml:space="preserve"/>
+      </w:r>
+      <w:r>
+        <w:rPr>
+          <w:rFonts w:ascii="Consolas" w:cs="Consolas" w:eastAsia="Consolas" w:hAnsi="Consolas"/>
+          <w:sz w:val="20"/>
+          <w:szCs w:val="20"/>
+        </w:rPr>
+        <w:t xml:space="preserve"/>
+      </w:r>
+      <w:r>
+        <w:br/>
+        <w:t xml:space="preserve"/>
+      </w:r>
+      <w:r>
+        <w:rPr>
+          <w:rFonts w:ascii="Consolas" w:cs="Consolas" w:eastAsia="Consolas" w:hAnsi="Consolas"/>
+          <w:sz w:val="20"/>
+          <w:szCs w:val="20"/>
+          <w:shd w:fill="FFE98A" w:val="clear"/>
+        </w:rPr>
+        <w:t xml:space="preserve">Explosion sprite's own scripts (NEW - two separate scripts):</w:t>
+      </w:r>
+      <w:r>
+        <w:br/>
+        <w:t xml:space="preserve"/>
+      </w:r>
+      <w:r>
+        <w:rPr>
+          <w:rFonts w:ascii="Consolas" w:cs="Consolas" w:eastAsia="Consolas" w:hAnsi="Consolas"/>
+          <w:sz w:val="20"/>
+          <w:szCs w:val="20"/>
+          <w:shd w:fill="FFE98A" w:val="clear"/>
+        </w:rPr>
+        <w:t xml:space="preserve">when green flag clicked</w:t>
+      </w:r>
+      <w:r>
+        <w:br/>
+        <w:t xml:space="preserve"/>
+      </w:r>
+      <w:r>
+        <w:rPr>
+          <w:rFonts w:ascii="Consolas" w:cs="Consolas" w:eastAsia="Consolas" w:hAnsi="Consolas"/>
+          <w:sz w:val="20"/>
+          <w:szCs w:val="20"/>
+          <w:shd w:fill="FFE98A" w:val="clear"/>
+        </w:rPr>
+        <w:t xml:space="preserve">hide</w:t>
+      </w:r>
+      <w:r>
+        <w:br/>
+        <w:t xml:space="preserve"/>
+      </w:r>
+      <w:r>
+        <w:rPr>
+          <w:rFonts w:ascii="Consolas" w:cs="Consolas" w:eastAsia="Consolas" w:hAnsi="Consolas"/>
+          <w:sz w:val="20"/>
+          <w:szCs w:val="20"/>
+        </w:rPr>
+        <w:t xml:space="preserve"/>
+      </w:r>
+      <w:r>
+        <w:br/>
+        <w:t xml:space="preserve"/>
+      </w:r>
+      <w:r>
+        <w:rPr>
+          <w:rFonts w:ascii="Consolas" w:cs="Consolas" w:eastAsia="Consolas" w:hAnsi="Consolas"/>
+          <w:sz w:val="20"/>
+          <w:szCs w:val="20"/>
+          <w:shd w:fill="FFE98A" w:val="clear"/>
+        </w:rPr>
+        <w:t xml:space="preserve">when I receive [explosion]</w:t>
+      </w:r>
+      <w:r>
+        <w:br/>
+        <w:t xml:space="preserve"/>
+      </w:r>
+      <w:r>
+        <w:rPr>
+          <w:rFonts w:ascii="Consolas" w:cs="Consolas" w:eastAsia="Consolas" w:hAnsi="Consolas"/>
+          <w:sz w:val="20"/>
+          <w:szCs w:val="20"/>
+          <w:shd w:fill="FFE98A" w:val="clear"/>
+        </w:rPr>
+        <w:t xml:space="preserve">show</w:t>
+      </w:r>
+      <w:r>
+        <w:br/>
+        <w:t xml:space="preserve"/>
+      </w:r>
+      <w:r>
+        <w:rPr>
+          <w:rFonts w:ascii="Consolas" w:cs="Consolas" w:eastAsia="Consolas" w:hAnsi="Consolas"/>
+          <w:sz w:val="20"/>
+          <w:szCs w:val="20"/>
+          <w:shd w:fill="FFE98A" w:val="clear"/>
+        </w:rPr>
+        <w:t xml:space="preserve">go to x: (hit_x) y: (hit_y)</w:t>
+      </w:r>
+      <w:r>
+        <w:br/>
+        <w:t xml:space="preserve"/>
+      </w:r>
+      <w:r>
+        <w:rPr>
+          <w:rFonts w:ascii="Consolas" w:cs="Consolas" w:eastAsia="Consolas" w:hAnsi="Consolas"/>
+          <w:sz w:val="20"/>
+          <w:szCs w:val="20"/>
+          <w:shd w:fill="FFE98A" w:val="clear"/>
+        </w:rPr>
+        <w:t xml:space="preserve">wait 0.2 seconds</w:t>
+      </w:r>
+      <w:r>
+        <w:br/>
+        <w:t xml:space="preserve"/>
+      </w:r>
+      <w:r>
+        <w:rPr>
+          <w:rFonts w:ascii="Consolas" w:cs="Consolas" w:eastAsia="Consolas" w:hAnsi="Consolas"/>
+          <w:sz w:val="20"/>
+          <w:szCs w:val="20"/>
+          <w:shd w:fill="FFE98A" w:val="clear"/>
+        </w:rPr>
+        <w:t xml:space="preserve">hide</w:t>
+      </w:r>
+    </w:p>
+    <w:p>
+      <w:pPr>
         <w:spacing w:after="40" w:before="120"/>
         <w:jc w:val="center"/>
       </w:pPr>
@@ -256,14 +552,6 @@
     </w:p>
     <w:p>
       <w:pPr>
-        <w:pStyle w:val="Heading2"/>
-      </w:pPr>
-      <w:r>
-        <w:t xml:space="preserve">Level 2 / Level 3 Talking Points</w:t>
-      </w:r>
-    </w:p>
-    <w:p>
-      <w:pPr>
         <w:pStyle w:val="ListParagraph"/>
         <w:numPr>
           <w:ilvl w:val="0"/>
@@ -272,7 +560,15 @@
         <w:spacing w:after="60"/>
       </w:pPr>
       <w:r>
-        <w:t xml:space="preserve">Ask students to trace, step by step, what happens between a bullet touching an enemy and the enemy actually disappearing now - sound, explosion, flash, broadcast [enemy hit] (GameManager updates score/wave immediately), THEN wait, THEN delete this clone. A good comprehension check for sequencing.</w:t>
+        <w:t xml:space="preserve">hit_x/hit_y are the simplest fix for Scratch's "broadcasts carry no data" limitation - shared variables, set immediately before the broadcast and read immediately after it's received, are the standard pattern any time one sprite needs to hand a value to another through a broadcast.</w:t>
+      </w:r>
+    </w:p>
+    <w:p>
+      <w:pPr>
+        <w:pStyle w:val="Heading2"/>
+      </w:pPr>
+      <w:r>
+        <w:t xml:space="preserve">Level 2 / Level 3 Talking Points</w:t>
       </w:r>
     </w:p>
     <w:p>
@@ -285,15 +581,7 @@
         <w:spacing w:after="60"/>
       </w:pPr>
       <w:r>
-        <w:t xml:space="preserve">For strong students: ask what would happen if "broadcast [enemy hit]" were accidentally moved to AFTER "wait 0.1 seconds" instead of staying before it - score and wave-clear would lag 0.1 seconds behind the visuals, which is exactly the mistake this lesson is designed to avoid.</w:t>
-      </w:r>
-    </w:p>
-    <w:p>
-      <w:pPr>
-        <w:pStyle w:val="Heading2"/>
-      </w:pPr>
-      <w:r>
-        <w:t xml:space="preserve">Common Student Mistakes</w:t>
+        <w:t xml:space="preserve">Ask students to trace, step by step, what happens between a bullet touching an enemy and the enemy actually disappearing now - sound, explosion, flash, broadcast [enemy hit] (GameManager updates score/wave immediately), THEN wait, THEN delete this clone. A good comprehension check for sequencing.</w:t>
       </w:r>
     </w:p>
     <w:p>
@@ -306,7 +594,7 @@
         <w:spacing w:after="60"/>
       </w:pPr>
       <w:r>
-        <w:t xml:space="preserve">Moving "broadcast [enemy hit]" to AFTER the wait instead of leaving it where it was, which delays score/wave/win-check for no reason and contradicts this lesson's central rule.</w:t>
+        <w:t xml:space="preserve">For strong students: ask what would happen if "broadcast [enemy hit]" were accidentally moved to AFTER "wait 0.1 seconds" instead of staying before it - score and wave-clear would lag 0.1 seconds behind the visuals, which is exactly the mistake this lesson is designed to avoid.</w:t>
       </w:r>
     </w:p>
     <w:p>
@@ -319,7 +607,575 @@
         <w:spacing w:after="60"/>
       </w:pPr>
       <w:r>
-        <w:t xml:space="preserve">Forgetting to reset "set [color] effect to 0" somewhere in the enemy's spawn script, causing a freshly spawned enemy to start already tinted.</w:t>
+        <w:t xml:space="preserve">Ask students what would happen with two enemies hit in quick succession if hit_x/hit_y didn't exist and Explosion just used "go to [Enemy v]" instead - every explosion would appear at the same spot (wherever the Enemy template sprite happens to sit), regardless of which clone was actually hit.</w:t>
+      </w:r>
+    </w:p>
+    <w:p>
+      <w:pPr>
+        <w:spacing w:after="160"/>
+      </w:pPr>
+      <w:r>
+        <w:rPr>
+          <w:b/>
+          <w:bCs/>
+        </w:rPr>
+        <w:t xml:space="preserve">Level 2 - complete code:</w:t>
+      </w:r>
+    </w:p>
+    <w:p>
+      <w:pPr>
+        <w:shd w:fill="F0F0F0" w:val="clear"/>
+        <w:spacing w:after="160" w:before="80"/>
+        <w:ind w:left="360"/>
+      </w:pPr>
+      <w:r>
+        <w:rPr>
+          <w:rFonts w:ascii="Consolas" w:cs="Consolas" w:eastAsia="Consolas" w:hAnsi="Consolas"/>
+          <w:sz w:val="20"/>
+          <w:szCs w:val="20"/>
+        </w:rPr>
+        <w:t xml:space="preserve">// Level 2 is verification only - the Level 1 code already produces a working flash and explosion, so no lines change.</w:t>
+      </w:r>
+      <w:r>
+        <w:br/>
+        <w:t xml:space="preserve"/>
+      </w:r>
+      <w:r>
+        <w:rPr>
+          <w:rFonts w:ascii="Consolas" w:cs="Consolas" w:eastAsia="Consolas" w:hAnsi="Consolas"/>
+          <w:sz w:val="20"/>
+          <w:szCs w:val="20"/>
+        </w:rPr>
+        <w:t xml:space="preserve">// Checks: play a full round and confirm every single hit flashes and explodes, with no enemy left stuck mid-flash and no explosion left on screen;</w:t>
+      </w:r>
+      <w:r>
+        <w:br/>
+        <w:t xml:space="preserve"/>
+      </w:r>
+      <w:r>
+        <w:rPr>
+          <w:rFonts w:ascii="Consolas" w:cs="Consolas" w:eastAsia="Consolas" w:hAnsi="Consolas"/>
+          <w:sz w:val="20"/>
+          <w:szCs w:val="20"/>
+        </w:rPr>
+        <w:t xml:space="preserve">// confirm score/enemies_remaining/wave-clear/win-check all still happen at exactly the same instant they did before this lesson - only the enemy's own final removal is delayed;</w:t>
+      </w:r>
+      <w:r>
+        <w:br/>
+        <w:t xml:space="preserve"/>
+      </w:r>
+      <w:r>
+        <w:rPr>
+          <w:rFonts w:ascii="Consolas" w:cs="Consolas" w:eastAsia="Consolas" w:hAnsi="Consolas"/>
+          <w:sz w:val="20"/>
+          <w:szCs w:val="20"/>
+        </w:rPr>
+        <w:t xml:space="preserve">// confirm a second bullet hitting an already-flashing enemy does not double-register a kill.</w:t>
+      </w:r>
+    </w:p>
+    <w:p>
+      <w:pPr>
+        <w:spacing w:after="160"/>
+      </w:pPr>
+      <w:r>
+        <w:rPr>
+          <w:b/>
+          <w:bCs/>
+        </w:rPr>
+        <w:t xml:space="preserve">Level 3 - complete code (all three goals combined):</w:t>
+      </w:r>
+    </w:p>
+    <w:p>
+      <w:pPr>
+        <w:shd w:fill="F0F0F0" w:val="clear"/>
+        <w:spacing w:after="160" w:before="80"/>
+        <w:ind w:left="360"/>
+      </w:pPr>
+      <w:r>
+        <w:rPr>
+          <w:i/>
+          <w:iCs/>
+          <w:color w:val="555555"/>
+          <w:sz w:val="18"/>
+          <w:szCs w:val="18"/>
+        </w:rPr>
+        <w:t xml:space="preserve">Highlighted lines are the Level 3 additions on top of the Level 1 code.</w:t>
+      </w:r>
+      <w:r>
+        <w:br/>
+        <w:t xml:space="preserve"/>
+      </w:r>
+      <w:r>
+        <w:rPr>
+          <w:rFonts w:ascii="Consolas" w:cs="Consolas" w:eastAsia="Consolas" w:hAnsi="Consolas"/>
+          <w:sz w:val="20"/>
+          <w:szCs w:val="20"/>
+        </w:rPr>
+        <w:t xml:space="preserve">// Enemy's touching-Bullet branch - Level 3 flicker (replaces the single costume switch;</w:t>
+      </w:r>
+      <w:r>
+        <w:br/>
+        <w:t xml:space="preserve"/>
+      </w:r>
+      <w:r>
+        <w:rPr>
+          <w:rFonts w:ascii="Consolas" w:cs="Consolas" w:eastAsia="Consolas" w:hAnsi="Consolas"/>
+          <w:sz w:val="20"/>
+          <w:szCs w:val="20"/>
+        </w:rPr>
+        <w:t xml:space="preserve">// Enemy has exactly two costumes, normal and flash in that order, so once a fresh clone</w:t>
+      </w:r>
+      <w:r>
+        <w:br/>
+        <w:t xml:space="preserve"/>
+      </w:r>
+      <w:r>
+        <w:rPr>
+          <w:rFonts w:ascii="Consolas" w:cs="Consolas" w:eastAsia="Consolas" w:hAnsi="Consolas"/>
+          <w:sz w:val="20"/>
+          <w:szCs w:val="20"/>
+        </w:rPr>
+        <w:t xml:space="preserve">// starts on normal, three "next costume" blocks simply toggle it back and forth - this</w:t>
+      </w:r>
+      <w:r>
+        <w:br/>
+        <w:t xml:space="preserve"/>
+      </w:r>
+      <w:r>
+        <w:rPr>
+          <w:rFonts w:ascii="Consolas" w:cs="Consolas" w:eastAsia="Consolas" w:hAnsi="Consolas"/>
+          <w:sz w:val="20"/>
+          <w:szCs w:val="20"/>
+        </w:rPr>
+        <w:t xml:space="preserve">// only works as a clean toggle because there are exactly two costumes in that order; if</w:t>
+      </w:r>
+      <w:r>
+        <w:br/>
+        <w:t xml:space="preserve"/>
+      </w:r>
+      <w:r>
+        <w:rPr>
+          <w:rFonts w:ascii="Consolas" w:cs="Consolas" w:eastAsia="Consolas" w:hAnsi="Consolas"/>
+          <w:sz w:val="20"/>
+          <w:szCs w:val="20"/>
+        </w:rPr>
+        <w:t xml:space="preserve">// Enemy ever gains a third costume, switch back to explicit "switch costume to [name]"):</w:t>
+      </w:r>
+      <w:r>
+        <w:br/>
+        <w:t xml:space="preserve"/>
+      </w:r>
+      <w:r>
+        <w:rPr>
+          <w:rFonts w:ascii="Consolas" w:cs="Consolas" w:eastAsia="Consolas" w:hAnsi="Consolas"/>
+          <w:sz w:val="20"/>
+          <w:szCs w:val="20"/>
+        </w:rPr>
+        <w:t xml:space="preserve">if &lt;touching Bullet?&gt; then</w:t>
+      </w:r>
+      <w:r>
+        <w:br/>
+        <w:t xml:space="preserve"/>
+      </w:r>
+      <w:r>
+        <w:rPr>
+          <w:rFonts w:ascii="Consolas" w:cs="Consolas" w:eastAsia="Consolas" w:hAnsi="Consolas"/>
+          <w:sz w:val="20"/>
+          <w:szCs w:val="20"/>
+        </w:rPr>
+        <w:t xml:space="preserve">  start sound [sfx_hit]</w:t>
+      </w:r>
+      <w:r>
+        <w:br/>
+        <w:t xml:space="preserve"/>
+      </w:r>
+      <w:r>
+        <w:rPr>
+          <w:rFonts w:ascii="Consolas" w:cs="Consolas" w:eastAsia="Consolas" w:hAnsi="Consolas"/>
+          <w:sz w:val="20"/>
+          <w:szCs w:val="20"/>
+        </w:rPr>
+        <w:t xml:space="preserve">  set [hit_x] to (x position)</w:t>
+      </w:r>
+      <w:r>
+        <w:br/>
+        <w:t xml:space="preserve"/>
+      </w:r>
+      <w:r>
+        <w:rPr>
+          <w:rFonts w:ascii="Consolas" w:cs="Consolas" w:eastAsia="Consolas" w:hAnsi="Consolas"/>
+          <w:sz w:val="20"/>
+          <w:szCs w:val="20"/>
+        </w:rPr>
+        <w:t xml:space="preserve">  set [hit_y] to (y position)</w:t>
+      </w:r>
+      <w:r>
+        <w:br/>
+        <w:t xml:space="preserve"/>
+      </w:r>
+      <w:r>
+        <w:rPr>
+          <w:rFonts w:ascii="Consolas" w:cs="Consolas" w:eastAsia="Consolas" w:hAnsi="Consolas"/>
+          <w:sz w:val="20"/>
+          <w:szCs w:val="20"/>
+        </w:rPr>
+        <w:t xml:space="preserve">  broadcast [explosion]</w:t>
+      </w:r>
+      <w:r>
+        <w:br/>
+        <w:t xml:space="preserve"/>
+      </w:r>
+      <w:r>
+        <w:rPr>
+          <w:rFonts w:ascii="Consolas" w:cs="Consolas" w:eastAsia="Consolas" w:hAnsi="Consolas"/>
+          <w:sz w:val="20"/>
+          <w:szCs w:val="20"/>
+          <w:shd w:fill="FFE98A" w:val="clear"/>
+        </w:rPr>
+        <w:t xml:space="preserve">next costume</w:t>
+      </w:r>
+      <w:r>
+        <w:br/>
+        <w:t xml:space="preserve"/>
+      </w:r>
+      <w:r>
+        <w:rPr>
+          <w:rFonts w:ascii="Consolas" w:cs="Consolas" w:eastAsia="Consolas" w:hAnsi="Consolas"/>
+          <w:sz w:val="20"/>
+          <w:szCs w:val="20"/>
+          <w:shd w:fill="FFE98A" w:val="clear"/>
+        </w:rPr>
+        <w:t xml:space="preserve">wait 0.1 seconds</w:t>
+      </w:r>
+      <w:r>
+        <w:br/>
+        <w:t xml:space="preserve"/>
+      </w:r>
+      <w:r>
+        <w:rPr>
+          <w:rFonts w:ascii="Consolas" w:cs="Consolas" w:eastAsia="Consolas" w:hAnsi="Consolas"/>
+          <w:sz w:val="20"/>
+          <w:szCs w:val="20"/>
+          <w:shd w:fill="FFE98A" w:val="clear"/>
+        </w:rPr>
+        <w:t xml:space="preserve">next costume</w:t>
+      </w:r>
+      <w:r>
+        <w:br/>
+        <w:t xml:space="preserve"/>
+      </w:r>
+      <w:r>
+        <w:rPr>
+          <w:rFonts w:ascii="Consolas" w:cs="Consolas" w:eastAsia="Consolas" w:hAnsi="Consolas"/>
+          <w:sz w:val="20"/>
+          <w:szCs w:val="20"/>
+          <w:shd w:fill="FFE98A" w:val="clear"/>
+        </w:rPr>
+        <w:t xml:space="preserve">wait 0.1 seconds</w:t>
+      </w:r>
+      <w:r>
+        <w:br/>
+        <w:t xml:space="preserve"/>
+      </w:r>
+      <w:r>
+        <w:rPr>
+          <w:rFonts w:ascii="Consolas" w:cs="Consolas" w:eastAsia="Consolas" w:hAnsi="Consolas"/>
+          <w:sz w:val="20"/>
+          <w:szCs w:val="20"/>
+          <w:shd w:fill="FFE98A" w:val="clear"/>
+        </w:rPr>
+        <w:t xml:space="preserve">next costume</w:t>
+      </w:r>
+      <w:r>
+        <w:br/>
+        <w:t xml:space="preserve"/>
+      </w:r>
+      <w:r>
+        <w:rPr>
+          <w:rFonts w:ascii="Consolas" w:cs="Consolas" w:eastAsia="Consolas" w:hAnsi="Consolas"/>
+          <w:sz w:val="20"/>
+          <w:szCs w:val="20"/>
+        </w:rPr>
+        <w:t xml:space="preserve">  broadcast [enemy hit]</w:t>
+      </w:r>
+      <w:r>
+        <w:br/>
+        <w:t xml:space="preserve"/>
+      </w:r>
+      <w:r>
+        <w:rPr>
+          <w:rFonts w:ascii="Consolas" w:cs="Consolas" w:eastAsia="Consolas" w:hAnsi="Consolas"/>
+          <w:sz w:val="20"/>
+          <w:szCs w:val="20"/>
+        </w:rPr>
+        <w:t xml:space="preserve">  wait 0.1 seconds</w:t>
+      </w:r>
+      <w:r>
+        <w:br/>
+        <w:t xml:space="preserve"/>
+      </w:r>
+      <w:r>
+        <w:rPr>
+          <w:rFonts w:ascii="Consolas" w:cs="Consolas" w:eastAsia="Consolas" w:hAnsi="Consolas"/>
+          <w:sz w:val="20"/>
+          <w:szCs w:val="20"/>
+        </w:rPr>
+        <w:t xml:space="preserve">  delete this clone</w:t>
+      </w:r>
+      <w:r>
+        <w:br/>
+        <w:t xml:space="preserve"/>
+      </w:r>
+      <w:r>
+        <w:rPr>
+          <w:rFonts w:ascii="Consolas" w:cs="Consolas" w:eastAsia="Consolas" w:hAnsi="Consolas"/>
+          <w:sz w:val="20"/>
+          <w:szCs w:val="20"/>
+        </w:rPr>
+        <w:t xml:space="preserve"/>
+      </w:r>
+      <w:r>
+        <w:br/>
+        <w:t xml:space="preserve"/>
+      </w:r>
+      <w:r>
+        <w:rPr>
+          <w:rFonts w:ascii="Consolas" w:cs="Consolas" w:eastAsia="Consolas" w:hAnsi="Consolas"/>
+          <w:sz w:val="20"/>
+          <w:szCs w:val="20"/>
+        </w:rPr>
+        <w:t xml:space="preserve">// Explosion sprite - Level 1 initialization (unchanged, included for completeness):</w:t>
+      </w:r>
+      <w:r>
+        <w:br/>
+        <w:t xml:space="preserve"/>
+      </w:r>
+      <w:r>
+        <w:rPr>
+          <w:rFonts w:ascii="Consolas" w:cs="Consolas" w:eastAsia="Consolas" w:hAnsi="Consolas"/>
+          <w:sz w:val="20"/>
+          <w:szCs w:val="20"/>
+        </w:rPr>
+        <w:t xml:space="preserve">when green flag clicked</w:t>
+      </w:r>
+      <w:r>
+        <w:br/>
+        <w:t xml:space="preserve"/>
+      </w:r>
+      <w:r>
+        <w:rPr>
+          <w:rFonts w:ascii="Consolas" w:cs="Consolas" w:eastAsia="Consolas" w:hAnsi="Consolas"/>
+          <w:sz w:val="20"/>
+          <w:szCs w:val="20"/>
+        </w:rPr>
+        <w:t xml:space="preserve">hide</w:t>
+      </w:r>
+      <w:r>
+        <w:br/>
+        <w:t xml:space="preserve"/>
+      </w:r>
+      <w:r>
+        <w:rPr>
+          <w:rFonts w:ascii="Consolas" w:cs="Consolas" w:eastAsia="Consolas" w:hAnsi="Consolas"/>
+          <w:sz w:val="20"/>
+          <w:szCs w:val="20"/>
+        </w:rPr>
+        <w:t xml:space="preserve"/>
+      </w:r>
+      <w:r>
+        <w:br/>
+        <w:t xml:space="preserve"/>
+      </w:r>
+      <w:r>
+        <w:rPr>
+          <w:rFonts w:ascii="Consolas" w:cs="Consolas" w:eastAsia="Consolas" w:hAnsi="Consolas"/>
+          <w:sz w:val="20"/>
+          <w:szCs w:val="20"/>
+        </w:rPr>
+        <w:t xml:space="preserve">// Explosion sprite's own script - Level 3 expanding-burst scale (replaces the static image;</w:t>
+      </w:r>
+      <w:r>
+        <w:br/>
+        <w:t xml:space="preserve"/>
+      </w:r>
+      <w:r>
+        <w:rPr>
+          <w:rFonts w:ascii="Consolas" w:cs="Consolas" w:eastAsia="Consolas" w:hAnsi="Consolas"/>
+          <w:sz w:val="20"/>
+          <w:szCs w:val="20"/>
+        </w:rPr>
+        <w:t xml:space="preserve">// set size to 100% first, since this is the same Explosion sprite reused every hit, not a</w:t>
+      </w:r>
+      <w:r>
+        <w:br/>
+        <w:t xml:space="preserve"/>
+      </w:r>
+      <w:r>
+        <w:rPr>
+          <w:rFonts w:ascii="Consolas" w:cs="Consolas" w:eastAsia="Consolas" w:hAnsi="Consolas"/>
+          <w:sz w:val="20"/>
+          <w:szCs w:val="20"/>
+        </w:rPr>
+        <w:t xml:space="preserve">// fresh clone - without the reset, each explosion would start at whatever size the last one</w:t>
+      </w:r>
+      <w:r>
+        <w:br/>
+        <w:t xml:space="preserve"/>
+      </w:r>
+      <w:r>
+        <w:rPr>
+          <w:rFonts w:ascii="Consolas" w:cs="Consolas" w:eastAsia="Consolas" w:hAnsi="Consolas"/>
+          <w:sz w:val="20"/>
+          <w:szCs w:val="20"/>
+        </w:rPr>
+        <w:t xml:space="preserve">// grew to, getting bigger and bigger across the round instead of resetting each time):</w:t>
+      </w:r>
+      <w:r>
+        <w:br/>
+        <w:t xml:space="preserve"/>
+      </w:r>
+      <w:r>
+        <w:rPr>
+          <w:rFonts w:ascii="Consolas" w:cs="Consolas" w:eastAsia="Consolas" w:hAnsi="Consolas"/>
+          <w:sz w:val="20"/>
+          <w:szCs w:val="20"/>
+        </w:rPr>
+        <w:t xml:space="preserve">when I receive [explosion]</w:t>
+      </w:r>
+      <w:r>
+        <w:br/>
+        <w:t xml:space="preserve"/>
+      </w:r>
+      <w:r>
+        <w:rPr>
+          <w:rFonts w:ascii="Consolas" w:cs="Consolas" w:eastAsia="Consolas" w:hAnsi="Consolas"/>
+          <w:sz w:val="20"/>
+          <w:szCs w:val="20"/>
+          <w:shd w:fill="FFE98A" w:val="clear"/>
+        </w:rPr>
+        <w:t xml:space="preserve">set size to (100) %</w:t>
+      </w:r>
+      <w:r>
+        <w:br/>
+        <w:t xml:space="preserve"/>
+      </w:r>
+      <w:r>
+        <w:rPr>
+          <w:rFonts w:ascii="Consolas" w:cs="Consolas" w:eastAsia="Consolas" w:hAnsi="Consolas"/>
+          <w:sz w:val="20"/>
+          <w:szCs w:val="20"/>
+        </w:rPr>
+        <w:t xml:space="preserve">show</w:t>
+      </w:r>
+      <w:r>
+        <w:br/>
+        <w:t xml:space="preserve"/>
+      </w:r>
+      <w:r>
+        <w:rPr>
+          <w:rFonts w:ascii="Consolas" w:cs="Consolas" w:eastAsia="Consolas" w:hAnsi="Consolas"/>
+          <w:sz w:val="20"/>
+          <w:szCs w:val="20"/>
+        </w:rPr>
+        <w:t xml:space="preserve">go to x: (hit_x) y: (hit_y)</w:t>
+      </w:r>
+      <w:r>
+        <w:br/>
+        <w:t xml:space="preserve"/>
+      </w:r>
+      <w:r>
+        <w:rPr>
+          <w:rFonts w:ascii="Consolas" w:cs="Consolas" w:eastAsia="Consolas" w:hAnsi="Consolas"/>
+          <w:sz w:val="20"/>
+          <w:szCs w:val="20"/>
+          <w:shd w:fill="FFE98A" w:val="clear"/>
+        </w:rPr>
+        <w:t xml:space="preserve">set size to (105) %</w:t>
+      </w:r>
+      <w:r>
+        <w:br/>
+        <w:t xml:space="preserve"/>
+      </w:r>
+      <w:r>
+        <w:rPr>
+          <w:rFonts w:ascii="Consolas" w:cs="Consolas" w:eastAsia="Consolas" w:hAnsi="Consolas"/>
+          <w:sz w:val="20"/>
+          <w:szCs w:val="20"/>
+          <w:shd w:fill="FFE98A" w:val="clear"/>
+        </w:rPr>
+        <w:t xml:space="preserve">wait 0.07 seconds</w:t>
+      </w:r>
+      <w:r>
+        <w:br/>
+        <w:t xml:space="preserve"/>
+      </w:r>
+      <w:r>
+        <w:rPr>
+          <w:rFonts w:ascii="Consolas" w:cs="Consolas" w:eastAsia="Consolas" w:hAnsi="Consolas"/>
+          <w:sz w:val="20"/>
+          <w:szCs w:val="20"/>
+          <w:shd w:fill="FFE98A" w:val="clear"/>
+        </w:rPr>
+        <w:t xml:space="preserve">set size to (110) %</w:t>
+      </w:r>
+      <w:r>
+        <w:br/>
+        <w:t xml:space="preserve"/>
+      </w:r>
+      <w:r>
+        <w:rPr>
+          <w:rFonts w:ascii="Consolas" w:cs="Consolas" w:eastAsia="Consolas" w:hAnsi="Consolas"/>
+          <w:sz w:val="20"/>
+          <w:szCs w:val="20"/>
+          <w:shd w:fill="FFE98A" w:val="clear"/>
+        </w:rPr>
+        <w:t xml:space="preserve">wait 0.07 seconds</w:t>
+      </w:r>
+      <w:r>
+        <w:br/>
+        <w:t xml:space="preserve"/>
+      </w:r>
+      <w:r>
+        <w:rPr>
+          <w:rFonts w:ascii="Consolas" w:cs="Consolas" w:eastAsia="Consolas" w:hAnsi="Consolas"/>
+          <w:sz w:val="20"/>
+          <w:szCs w:val="20"/>
+          <w:shd w:fill="FFE98A" w:val="clear"/>
+        </w:rPr>
+        <w:t xml:space="preserve">set size to (115) %</w:t>
+      </w:r>
+      <w:r>
+        <w:br/>
+        <w:t xml:space="preserve"/>
+      </w:r>
+      <w:r>
+        <w:rPr>
+          <w:rFonts w:ascii="Consolas" w:cs="Consolas" w:eastAsia="Consolas" w:hAnsi="Consolas"/>
+          <w:sz w:val="20"/>
+          <w:szCs w:val="20"/>
+          <w:shd w:fill="FFE98A" w:val="clear"/>
+        </w:rPr>
+        <w:t xml:space="preserve">wait 0.06 seconds</w:t>
+      </w:r>
+      <w:r>
+        <w:br/>
+        <w:t xml:space="preserve"/>
+      </w:r>
+      <w:r>
+        <w:rPr>
+          <w:rFonts w:ascii="Consolas" w:cs="Consolas" w:eastAsia="Consolas" w:hAnsi="Consolas"/>
+          <w:sz w:val="20"/>
+          <w:szCs w:val="20"/>
+        </w:rPr>
+        <w:t xml:space="preserve">hide</w:t>
+      </w:r>
+    </w:p>
+    <w:p>
+      <w:pPr>
+        <w:pStyle w:val="Heading2"/>
+      </w:pPr>
+      <w:r>
+        <w:t xml:space="preserve">Common Student Mistakes</w:t>
       </w:r>
     </w:p>
     <w:p>
@@ -332,7 +1188,72 @@
         <w:spacing w:after="60"/>
       </w:pPr>
       <w:r>
+        <w:t xml:space="preserve">Moving "broadcast [enemy hit]" to AFTER the wait instead of leaving it where it was, which delays score/wave/win-check for no reason and contradicts this lesson's central rule.</w:t>
+      </w:r>
+    </w:p>
+    <w:p>
+      <w:pPr>
+        <w:pStyle w:val="ListParagraph"/>
+        <w:numPr>
+          <w:ilvl w:val="0"/>
+          <w:numId w:val="2"/>
+        </w:numPr>
+        <w:spacing w:after="60"/>
+      </w:pPr>
+      <w:r>
+        <w:t xml:space="preserve">Forgetting to reset "switch costume to [normal]" somewhere in the enemy's spawn script, causing a freshly spawned enemy to start already showing its flash costume.</w:t>
+      </w:r>
+    </w:p>
+    <w:p>
+      <w:pPr>
+        <w:pStyle w:val="ListParagraph"/>
+        <w:numPr>
+          <w:ilvl w:val="0"/>
+          <w:numId w:val="2"/>
+        </w:numPr>
+        <w:spacing w:after="60"/>
+      </w:pPr>
+      <w:r>
         <w:t xml:space="preserve">Placing "delete this clone" BEFORE the wait instead of after, which defeats the whole point (the enemy would still vanish instantly, no visible flash).</w:t>
+      </w:r>
+    </w:p>
+    <w:p>
+      <w:pPr>
+        <w:pStyle w:val="ListParagraph"/>
+        <w:numPr>
+          <w:ilvl w:val="0"/>
+          <w:numId w:val="2"/>
+        </w:numPr>
+        <w:spacing w:after="60"/>
+      </w:pPr>
+      <w:r>
+        <w:t xml:space="preserve">Using "go to [Enemy v]" in Explosion's script instead of "go to x: (hit_x) y: (hit_y)" - this compiles and runs with no error, but every explosion appears at the Enemy template sprite's own position instead of wherever the actual clone was hit.</w:t>
+      </w:r>
+    </w:p>
+    <w:p>
+      <w:pPr>
+        <w:pStyle w:val="ListParagraph"/>
+        <w:numPr>
+          <w:ilvl w:val="0"/>
+          <w:numId w:val="2"/>
+        </w:numPr>
+        <w:spacing w:after="60"/>
+      </w:pPr>
+      <w:r>
+        <w:t xml:space="preserve">Using "set [color] effect to 100" for the flash instead of a costume swap - looks like a reasonable guess by analogy with other engines' tint properties, but Scratch's color effect is a hue rotation, not a brightness blend, so it does not produce white.</w:t>
+      </w:r>
+    </w:p>
+    <w:p>
+      <w:pPr>
+        <w:pStyle w:val="ListParagraph"/>
+        <w:numPr>
+          <w:ilvl w:val="0"/>
+          <w:numId w:val="2"/>
+        </w:numPr>
+        <w:spacing w:after="60"/>
+      </w:pPr>
+      <w:r>
+        <w:t xml:space="preserve">(Level 3 flicker) Using "next costume" to toggle the flash after adding a third costume to Enemy for some other purpose - with only two costumes, each clone starting on normal, "next costume" is a reliable toggle; with three or more it starts cycling through all of them instead of flashing, and explicit "switch costume to [name]" blocks become necessary again.</w:t>
       </w:r>
     </w:p>
     <w:sectPr>
